--- a/analytics/ТЗ_сравнение_оптимального_плана_с_базовым_FIFO_планом.docx
+++ b/analytics/ТЗ_сравнение_оптимального_плана_с_базовым_FIFO_планом.docx
@@ -23,7 +23,7 @@
           <w:color w:val="176BD7"/>
           <w:sz w:val="21"/>
         </w:rPr>
-        <w:t>Версия 1.0  ·  24 сентября 2026 года</w:t>
+        <w:t>Версия 1.1  ·  26 сентября 2026 года</w:t>
       </w:r>
     </w:p>
     <w:p>
@@ -990,28 +990,8 @@
             <w:vAlign w:val="center"/>
           </w:tcPr>
           <w:p>
-            <w:pPr>
-              <w:widowControl/>
-              <w:spacing w:after="0" w:before="0" w:line="252" w:lineRule="auto"/>
-              <w:jc w:val="left"/>
-            </w:pPr>
-            <w:r/>
             <w:r>
-              <w:rPr>
-                <w:rFonts w:ascii="Arial" w:hAnsi="Arial"/>
-                <w:color w:val="000000"/>
-                <w:sz w:val="17"/>
-              </w:rPr>
-              <w:t xml:space="preserve">Не менее 99 процентов применимых успешных дневных расчётов получают базовый результат </w:t>
-            </w:r>
-            <w:r>
-              <w:rPr>
-                <w:rFonts w:ascii="Menlo" w:hAnsi="Menlo"/>
-                <w:color w:val="274A70"/>
-                <w:sz w:val="16"/>
-                <w:shd w:fill="F0F4F8"/>
-              </w:rPr>
-              <w:t>READY</w:t>
+              <w:t>Не менее 99% применимых успешных дней с доступными дорожными дугами получают READY. Доля дней без маршрута учитывается и публикуется отдельно.</w:t>
             </w:r>
           </w:p>
         </w:tc>
@@ -3443,15 +3423,14 @@
           <w:color w:val="000000"/>
           <w:sz w:val="20"/>
         </w:rPr>
-        <w:t xml:space="preserve">5.  </w:t>
-      </w:r>
-      <w:r>
-        <w:rPr>
-          <w:rFonts w:ascii="Arial" w:hAnsi="Arial"/>
-          <w:color w:val="000000"/>
-          <w:sz w:val="20"/>
-        </w:rPr>
-        <w:t>Базовый результат неизменяем после перехода в терминальное состояние.</w:t>
+        <w:t>5. READY и NOT_APPLICABLE_SHIFT_STARTED после завершения неизменяемы. FAILED может перейти в RUNNING и READY при повторе того же результата; input_hash, DayInput и опубликованная версия остаются неизменными. Каждая попытка фиксируется структурным событием.</w:t>
+      </w:r>
+      <w:r>
+        <w:rPr>
+          <w:rFonts w:ascii="Arial" w:hAnsi="Arial"/>
+          <w:color w:val="000000"/>
+          <w:sz w:val="20"/>
+        </w:rPr>
       </w:r>
     </w:p>
     <w:p>
@@ -4386,7 +4365,7 @@
           <w:color w:val="000000"/>
           <w:sz w:val="20"/>
         </w:rPr>
-        <w:t xml:space="preserve">штрафы SLA, просрочки, аварийности и </w:t>
+        <w:t xml:space="preserve">штрафы SLA, просрочки, приоритета типа работ и </w:t>
       </w:r>
       <w:r>
         <w:rPr>
@@ -4481,7 +4460,7 @@
           <w:color w:val="000000"/>
           <w:sz w:val="20"/>
         </w:rPr>
-        <w:t>SLA и аварийность могут сохраняться в snapshot для отображения и аудита, но не влияют на порядок или выбор инженера.</w:t>
+        <w:t>SLA и приоритет типа работ могут сохраняться в snapshot для отображения и аудита, но не влияют на порядок или выбор инженера.</w:t>
       </w:r>
     </w:p>
     <w:p>
@@ -5128,7 +5107,7 @@
           <w:color w:val="000000"/>
           <w:sz w:val="20"/>
         </w:rPr>
-        <w:t>SLA, аварийность и любые штрафы;</w:t>
+        <w:t>SLA, приоритет типа работ и любые штрафы;</w:t>
       </w:r>
     </w:p>
     <w:p>
@@ -6269,46 +6248,7 @@
         <w:spacing w:after="140" w:before="0" w:line="276" w:lineRule="auto"/>
       </w:pPr>
       <w:r>
-        <w:rPr>
-          <w:rFonts w:ascii="Arial" w:hAnsi="Arial"/>
-          <w:color w:val="000000"/>
-          <w:sz w:val="20"/>
-        </w:rPr>
-        <w:t xml:space="preserve">Расстояние не вычисляется по прямой и не заменяется временем пути. Отсутствие необходимой дуги переводит базовый результат в </w:t>
-      </w:r>
-      <w:r>
-        <w:rPr>
-          <w:rFonts w:ascii="Menlo" w:hAnsi="Menlo"/>
-          <w:color w:val="274A70"/>
-          <w:sz w:val="18"/>
-          <w:shd w:fill="F0F4F8"/>
-        </w:rPr>
-        <w:t>FAILED</w:t>
-      </w:r>
-      <w:r>
-        <w:rPr>
-          <w:rFonts w:ascii="Arial" w:hAnsi="Arial"/>
-          <w:color w:val="000000"/>
-          <w:sz w:val="20"/>
-        </w:rPr>
-        <w:t xml:space="preserve"> с кодом </w:t>
-      </w:r>
-      <w:r>
-        <w:rPr>
-          <w:rFonts w:ascii="Menlo" w:hAnsi="Menlo"/>
-          <w:color w:val="274A70"/>
-          <w:sz w:val="18"/>
-          <w:shd w:fill="F0F4F8"/>
-        </w:rPr>
-        <w:t>BASELINE_DISTANCE_DATA_NOT_READY</w:t>
-      </w:r>
-      <w:r>
-        <w:rPr>
-          <w:rFonts w:ascii="Arial" w:hAnsi="Arial"/>
-          <w:color w:val="000000"/>
-          <w:sz w:val="20"/>
-        </w:rPr>
-        <w:t>, но не отменяет публикацию оптимального плана.</w:t>
+        <w:t>Расстояние не вычисляется по прямой и не заменяется временем пути. Если оптимизатор пропустил необходимую дугу из-за MATRIX_CANDIDATE_LIMIT, контрольный расчёт запрашивает именно эту дугу у Valhalla и сохраняет подтверждённое значение, не перезаписывая полные значения исходного snapshot. Недоступность провайдера и неполный успешный ответ дают FAILED с BASELINE_TRAVEL_PROVIDER_UNAVAILABLE либо BASELINE_DISTANCE_DATA_NOT_READY и ограниченным повтором. Только подтверждённое отсутствие маршрута для необходимой дуги даёт FAILED с BASELINE_ROUTE_UNAVAILABLE без автоматических повторов; адрес и покрытие карты требуют проверки. Публикация оптимального плана продолжается.</w:t>
       </w:r>
     </w:p>
     <w:p>
@@ -8582,7 +8522,7 @@
           <w:color w:val="000000"/>
           <w:sz w:val="20"/>
         </w:rPr>
-        <w:t xml:space="preserve">Терминальный </w:t>
+        <w:t>FAILED сохраняет код ошибки, безопасный текст и число попыток. Ограниченный повтор допустим для временных ошибок и создаёт новую попытку внутри того же результата, не меняя input_hash и рабочую версию плана. BASELINE_ROUTE_UNAVAILABLE не повторяется автоматически на том же snapshot. READY и NOT_APPLICABLE_SHIFT_STARTED не пересчитываются.</w:t>
       </w:r>
       <w:r>
         <w:rPr>
@@ -8591,15 +8531,13 @@
           <w:sz w:val="18"/>
           <w:shd w:fill="F0F4F8"/>
         </w:rPr>
-        <w:t>FAILED</w:t>
-      </w:r>
-      <w:r>
-        <w:rPr>
-          <w:rFonts w:ascii="Arial" w:hAnsi="Arial"/>
-          <w:color w:val="000000"/>
-          <w:sz w:val="20"/>
-        </w:rPr>
-        <w:t xml:space="preserve"> сохраняет код ошибки, безопасный текст, число попыток и время следующего повтора. Повтор создаёт новую попытку внутри того же результата и не меняет рабочую версию плана.</w:t>
+      </w:r>
+      <w:r>
+        <w:rPr>
+          <w:rFonts w:ascii="Arial" w:hAnsi="Arial"/>
+          <w:color w:val="000000"/>
+          <w:sz w:val="20"/>
+        </w:rPr>
       </w:r>
     </w:p>
     <w:p>
@@ -9333,6 +9271,28 @@
                 <w:sz w:val="17"/>
               </w:rPr>
               <w:t>Устаревший ответ не показывается; клиент перечитывает актуальную версию</w:t>
+            </w:r>
+          </w:p>
+        </w:tc>
+      </w:tr>
+      <w:tr>
+        <w:tc>
+          <w:tcPr>
+            <w:tcW w:type="dxa" w:w="5100"/>
+          </w:tcPr>
+          <w:p>
+            <w:r>
+              <w:t>BASELINE_ROUTE_UNAVAILABLE</w:t>
+            </w:r>
+          </w:p>
+        </w:tc>
+        <w:tc>
+          <w:tcPr>
+            <w:tcW w:type="dxa" w:w="5100"/>
+          </w:tcPr>
+          <w:p>
+            <w:r>
+              <w:t>Нужная дуга отсутствует в дорожном снимке; автоматических повторов нет, требуется проверить адрес и покрытие карты</w:t>
             </w:r>
           </w:p>
         </w:tc>
@@ -20446,7 +20406,7 @@
           <w:color w:val="000000"/>
           <w:sz w:val="20"/>
         </w:rPr>
-        <w:t>число retry и исчерпанных повторов;</w:t>
+        <w:t>число retry, исчерпанных повторов и BASELINE_ROUTE_UNAVAILABLE;</w:t>
       </w:r>
     </w:p>
     <w:p>
@@ -20647,12 +20607,7 @@
         <w:ind w:left="369" w:hanging="142"/>
       </w:pPr>
       <w:r>
-        <w:rPr>
-          <w:rFonts w:ascii="Arial" w:hAnsi="Arial"/>
-          <w:color w:val="000000"/>
-          <w:sz w:val="20"/>
-        </w:rPr>
-        <w:t>Дорожные расстояния читаются из подготовленной матрицы; повторный внешний запрос не выполняется без необходимости.</w:t>
+        <w:t>Подтверждённые дорожные расстояния читаются из snapshot; Valhalla запрашивается только для отсутствующих или неполных обязательных дуг FIFO.</w:t>
       </w:r>
     </w:p>
     <w:p>
@@ -22108,7 +22063,7 @@
     <w:p>
       <w:pPr>
         <w:widowControl/>
-        <w:spacing w:after="70" w:before="0" w:line="264" w:lineRule="auto"/>
+        <w:spacing w:after="70" w:before="160" w:line="264" w:lineRule="auto"/>
         <w:ind w:left="369" w:hanging="255"/>
       </w:pPr>
       <w:r>
@@ -23541,6 +23496,48 @@
                 <w:sz w:val="17"/>
               </w:rPr>
               <w:t>Требуется демонстрация эффекта по персоналу, пробегу и временным окнам</w:t>
+            </w:r>
+          </w:p>
+        </w:tc>
+      </w:tr>
+      <w:tr>
+        <w:tc>
+          <w:tcPr>
+            <w:tcW w:type="dxa" w:w="2550"/>
+          </w:tcPr>
+          <w:p>
+            <w:r>
+              <w:t>1.1</w:t>
+            </w:r>
+          </w:p>
+        </w:tc>
+        <w:tc>
+          <w:tcPr>
+            <w:tcW w:type="dxa" w:w="2550"/>
+          </w:tcPr>
+          <w:p>
+            <w:r>
+              <w:t>26.09.2026</w:t>
+            </w:r>
+          </w:p>
+        </w:tc>
+        <w:tc>
+          <w:tcPr>
+            <w:tcW w:type="dxa" w:w="2550"/>
+          </w:tcPr>
+          <w:p>
+            <w:r>
+              <w:t>Разделены отсутствие дорожной дуги и временная ошибка; уточнены повторы, KPI и приоритет типов работ</w:t>
+            </w:r>
+          </w:p>
+        </w:tc>
+        <w:tc>
+          <w:tcPr>
+            <w:tcW w:type="dxa" w:w="2550"/>
+          </w:tcPr>
+          <w:p>
+            <w:r>
+              <w:t>Результаты ревью и локальной проверки</w:t>
             </w:r>
           </w:p>
         </w:tc>
